--- a/docs/entrega/Documento_Funcional_Control_Accesos_TMAM_Actualizado_v1.3.docx
+++ b/docs/entrega/Documento_Funcional_Control_Accesos_TMAM_Actualizado_v1.3.docx
@@ -2080,6 +2080,7 @@
         <w:rPr>
           <w:lang w:val="es-PE"/>
         </w:rPr>
+        <w:lastRenderedPageBreak/>
         <w:t>Sanciones y restricciones con niveles.</w:t>
       </w:r>
     </w:p>
@@ -2980,6 +2981,7 @@
         <w:rPr>
           <w:noProof/>
         </w:rPr>
+        <w:lastRenderedPageBreak/>
         <w:drawing>
           <wp:inline distT="0" distB="0" distL="0" distR="0" wp14:anchorId="55702496" wp14:editId="4A387D50">
             <wp:extent cx="5905500" cy="3362325"/>
@@ -4260,6 +4262,7 @@
                 <w:sz w:val="20"/>
                 <w:szCs w:val="20"/>
               </w:rPr>
+              <w:lastRenderedPageBreak/>
               <w:t>Instalación</w:t>
             </w:r>
           </w:p>
@@ -4345,8 +4348,8 @@
       </w:tblPr>
       <w:tblGrid>
         <w:gridCol w:w="1795"/>
-        <w:gridCol w:w="1630"/>
-        <w:gridCol w:w="6213"/>
+        <w:gridCol w:w="2015"/>
+        <w:gridCol w:w="5828"/>
       </w:tblGrid>
       <w:tr>
         <w:trPr>
@@ -4389,7 +4392,7 @@
         </w:tc>
         <w:tc>
           <w:tcPr>
-            <w:tcW w:w="1630" w:type="dxa"/>
+            <w:tcW w:w="2015" w:type="dxa"/>
             <w:tcBorders>
               <w:top w:val="single" w:sz="4" w:space="0" w:color="BFCBDA"/>
               <w:left w:val="single" w:sz="4" w:space="0" w:color="BFCBDA"/>
@@ -4423,7 +4426,7 @@
         </w:tc>
         <w:tc>
           <w:tcPr>
-            <w:tcW w:w="6213" w:type="dxa"/>
+            <w:tcW w:w="5828" w:type="dxa"/>
             <w:tcBorders>
               <w:top w:val="single" w:sz="4" w:space="0" w:color="BFCBDA"/>
               <w:left w:val="single" w:sz="4" w:space="0" w:color="BFCBDA"/>
@@ -4495,7 +4498,7 @@
         </w:tc>
         <w:tc>
           <w:tcPr>
-            <w:tcW w:w="1630" w:type="dxa"/>
+            <w:tcW w:w="2015" w:type="dxa"/>
             <w:tcBorders>
               <w:top w:val="single" w:sz="4" w:space="0" w:color="BFCBDA"/>
               <w:left w:val="single" w:sz="4" w:space="0" w:color="BFCBDA"/>
@@ -4525,7 +4528,7 @@
         </w:tc>
         <w:tc>
           <w:tcPr>
-            <w:tcW w:w="6213" w:type="dxa"/>
+            <w:tcW w:w="5828" w:type="dxa"/>
             <w:tcBorders>
               <w:top w:val="single" w:sz="4" w:space="0" w:color="BFCBDA"/>
               <w:left w:val="single" w:sz="4" w:space="0" w:color="BFCBDA"/>
@@ -4593,7 +4596,7 @@
         </w:tc>
         <w:tc>
           <w:tcPr>
-            <w:tcW w:w="1630" w:type="dxa"/>
+            <w:tcW w:w="2015" w:type="dxa"/>
             <w:tcBorders>
               <w:top w:val="single" w:sz="4" w:space="0" w:color="BFCBDA"/>
               <w:left w:val="single" w:sz="4" w:space="0" w:color="BFCBDA"/>
@@ -4623,7 +4626,7 @@
         </w:tc>
         <w:tc>
           <w:tcPr>
-            <w:tcW w:w="6213" w:type="dxa"/>
+            <w:tcW w:w="5828" w:type="dxa"/>
             <w:tcBorders>
               <w:top w:val="single" w:sz="4" w:space="0" w:color="BFCBDA"/>
               <w:left w:val="single" w:sz="4" w:space="0" w:color="BFCBDA"/>
@@ -4691,7 +4694,7 @@
         </w:tc>
         <w:tc>
           <w:tcPr>
-            <w:tcW w:w="1630" w:type="dxa"/>
+            <w:tcW w:w="2015" w:type="dxa"/>
             <w:tcBorders>
               <w:top w:val="single" w:sz="4" w:space="0" w:color="BFCBDA"/>
               <w:left w:val="single" w:sz="4" w:space="0" w:color="BFCBDA"/>
@@ -4721,31 +4724,31 @@
         </w:tc>
         <w:tc>
           <w:tcPr>
-            <w:tcW w:w="6213" w:type="dxa"/>
-            <w:tcBorders>
-              <w:top w:val="single" w:sz="4" w:space="0" w:color="BFCBDA"/>
-              <w:left w:val="single" w:sz="4" w:space="0" w:color="BFCBDA"/>
-              <w:bottom w:val="single" w:sz="4" w:space="0" w:color="BFCBDA"/>
-              <w:right w:val="single" w:sz="4" w:space="0" w:color="BFCBDA"/>
-            </w:tcBorders>
-            <w:tcMar>
-              <w:top w:w="70" w:type="dxa"/>
-              <w:left w:w="110" w:type="dxa"/>
-              <w:bottom w:w="70" w:type="dxa"/>
-              <w:right w:w="110" w:type="dxa"/>
-            </w:tcMar>
-            <w:vAlign w:val="center"/>
-          </w:tcPr>
-          <w:p>
-            <w:pPr>
-              <w:spacing w:line="264" w:lineRule="auto"/>
-            </w:pPr>
-            <w:r>
-              <w:rPr>
-                <w:sz w:val="20"/>
-                <w:szCs w:val="20"/>
-              </w:rPr>
-              <w:t>Revisa los equipos en Sistema y APIs, sincroniza el terminal facial y abre un molinete a mano para probarlo; consulta todo sin cambiar datos.</w:t>
+            <w:tcW w:w="5828" w:type="dxa"/>
+            <w:tcBorders>
+              <w:top w:val="single" w:sz="4" w:space="0" w:color="BFCBDA"/>
+              <w:left w:val="single" w:sz="4" w:space="0" w:color="BFCBDA"/>
+              <w:bottom w:val="single" w:sz="4" w:space="0" w:color="BFCBDA"/>
+              <w:right w:val="single" w:sz="4" w:space="0" w:color="BFCBDA"/>
+            </w:tcBorders>
+            <w:tcMar>
+              <w:top w:w="70" w:type="dxa"/>
+              <w:left w:w="110" w:type="dxa"/>
+              <w:bottom w:w="70" w:type="dxa"/>
+              <w:right w:w="110" w:type="dxa"/>
+            </w:tcMar>
+            <w:vAlign w:val="center"/>
+          </w:tcPr>
+          <w:p>
+            <w:pPr>
+              <w:spacing w:line="264" w:lineRule="auto"/>
+            </w:pPr>
+            <w:r>
+              <w:rPr>
+                <w:sz w:val="20"/>
+                <w:szCs w:val="20"/>
+              </w:rPr>
+              <w:t>Revisa los equipos en Sistema y APIs y sincroniza el terminal facial; consulta todo sin cambiar datos.</w:t>
             </w:r>
           </w:p>
         </w:tc>
@@ -4788,10 +4791,10 @@
         <w:tblLook w:val="04A0" w:firstRow="1" w:lastRow="0" w:firstColumn="1" w:lastColumn="0" w:noHBand="0" w:noVBand="1"/>
       </w:tblPr>
       <w:tblGrid>
-        <w:gridCol w:w="2617"/>
+        <w:gridCol w:w="2646"/>
         <w:gridCol w:w="1422"/>
-        <w:gridCol w:w="2016"/>
-        <w:gridCol w:w="3583"/>
+        <w:gridCol w:w="2712"/>
+        <w:gridCol w:w="2858"/>
       </w:tblGrid>
       <w:tr>
         <w:trPr>
@@ -4834,7 +4837,7 @@
         </w:tc>
         <w:tc>
           <w:tcPr>
-            <w:tcW w:w="1133" w:type="dxa"/>
+            <w:tcW w:w="1240" w:type="dxa"/>
             <w:tcBorders>
               <w:top w:val="single" w:sz="4" w:space="0" w:color="BFCBDA"/>
               <w:left w:val="single" w:sz="4" w:space="0" w:color="BFCBDA"/>
@@ -4868,7 +4871,7 @@
         </w:tc>
         <w:tc>
           <w:tcPr>
-            <w:tcW w:w="2055" w:type="dxa"/>
+            <w:tcW w:w="2766" w:type="dxa"/>
             <w:tcBorders>
               <w:top w:val="single" w:sz="4" w:space="0" w:color="BFCBDA"/>
               <w:left w:val="single" w:sz="4" w:space="0" w:color="BFCBDA"/>
@@ -4902,7 +4905,7 @@
         </w:tc>
         <w:tc>
           <w:tcPr>
-            <w:tcW w:w="3750" w:type="dxa"/>
+            <w:tcW w:w="2932" w:type="dxa"/>
             <w:tcBorders>
               <w:top w:val="single" w:sz="4" w:space="0" w:color="BFCBDA"/>
               <w:left w:val="single" w:sz="4" w:space="0" w:color="BFCBDA"/>
@@ -4974,7 +4977,7 @@
         </w:tc>
         <w:tc>
           <w:tcPr>
-            <w:tcW w:w="1133" w:type="dxa"/>
+            <w:tcW w:w="1240" w:type="dxa"/>
             <w:tcBorders>
               <w:top w:val="single" w:sz="4" w:space="0" w:color="BFCBDA"/>
               <w:left w:val="single" w:sz="4" w:space="0" w:color="BFCBDA"/>
@@ -5004,7 +5007,7 @@
         </w:tc>
         <w:tc>
           <w:tcPr>
-            <w:tcW w:w="2055" w:type="dxa"/>
+            <w:tcW w:w="2766" w:type="dxa"/>
             <w:tcBorders>
               <w:top w:val="single" w:sz="4" w:space="0" w:color="BFCBDA"/>
               <w:left w:val="single" w:sz="4" w:space="0" w:color="BFCBDA"/>
@@ -5034,7 +5037,7 @@
         </w:tc>
         <w:tc>
           <w:tcPr>
-            <w:tcW w:w="3750" w:type="dxa"/>
+            <w:tcW w:w="2932" w:type="dxa"/>
             <w:tcBorders>
               <w:top w:val="single" w:sz="4" w:space="0" w:color="BFCBDA"/>
               <w:left w:val="single" w:sz="4" w:space="0" w:color="BFCBDA"/>
@@ -5102,7 +5105,7 @@
         </w:tc>
         <w:tc>
           <w:tcPr>
-            <w:tcW w:w="1133" w:type="dxa"/>
+            <w:tcW w:w="1240" w:type="dxa"/>
             <w:tcBorders>
               <w:top w:val="single" w:sz="4" w:space="0" w:color="BFCBDA"/>
               <w:left w:val="single" w:sz="4" w:space="0" w:color="BFCBDA"/>
@@ -5132,7 +5135,7 @@
         </w:tc>
         <w:tc>
           <w:tcPr>
-            <w:tcW w:w="2055" w:type="dxa"/>
+            <w:tcW w:w="2766" w:type="dxa"/>
             <w:tcBorders>
               <w:top w:val="single" w:sz="4" w:space="0" w:color="BFCBDA"/>
               <w:left w:val="single" w:sz="4" w:space="0" w:color="BFCBDA"/>
@@ -5162,7 +5165,7 @@
         </w:tc>
         <w:tc>
           <w:tcPr>
-            <w:tcW w:w="3750" w:type="dxa"/>
+            <w:tcW w:w="2932" w:type="dxa"/>
             <w:tcBorders>
               <w:top w:val="single" w:sz="4" w:space="0" w:color="BFCBDA"/>
               <w:left w:val="single" w:sz="4" w:space="0" w:color="BFCBDA"/>
@@ -5230,7 +5233,7 @@
         </w:tc>
         <w:tc>
           <w:tcPr>
-            <w:tcW w:w="1133" w:type="dxa"/>
+            <w:tcW w:w="1240" w:type="dxa"/>
             <w:tcBorders>
               <w:top w:val="single" w:sz="4" w:space="0" w:color="BFCBDA"/>
               <w:left w:val="single" w:sz="4" w:space="0" w:color="BFCBDA"/>
@@ -5260,7 +5263,7 @@
         </w:tc>
         <w:tc>
           <w:tcPr>
-            <w:tcW w:w="2055" w:type="dxa"/>
+            <w:tcW w:w="2766" w:type="dxa"/>
             <w:tcBorders>
               <w:top w:val="single" w:sz="4" w:space="0" w:color="BFCBDA"/>
               <w:left w:val="single" w:sz="4" w:space="0" w:color="BFCBDA"/>
@@ -5290,7 +5293,7 @@
         </w:tc>
         <w:tc>
           <w:tcPr>
-            <w:tcW w:w="3750" w:type="dxa"/>
+            <w:tcW w:w="2932" w:type="dxa"/>
             <w:tcBorders>
               <w:top w:val="single" w:sz="4" w:space="0" w:color="BFCBDA"/>
               <w:left w:val="single" w:sz="4" w:space="0" w:color="BFCBDA"/>
@@ -5358,7 +5361,7 @@
         </w:tc>
         <w:tc>
           <w:tcPr>
-            <w:tcW w:w="1133" w:type="dxa"/>
+            <w:tcW w:w="1240" w:type="dxa"/>
             <w:tcBorders>
               <w:top w:val="single" w:sz="4" w:space="0" w:color="BFCBDA"/>
               <w:left w:val="single" w:sz="4" w:space="0" w:color="BFCBDA"/>
@@ -5388,7 +5391,7 @@
         </w:tc>
         <w:tc>
           <w:tcPr>
-            <w:tcW w:w="2055" w:type="dxa"/>
+            <w:tcW w:w="2766" w:type="dxa"/>
             <w:tcBorders>
               <w:top w:val="single" w:sz="4" w:space="0" w:color="BFCBDA"/>
               <w:left w:val="single" w:sz="4" w:space="0" w:color="BFCBDA"/>
@@ -5418,7 +5421,7 @@
         </w:tc>
         <w:tc>
           <w:tcPr>
-            <w:tcW w:w="3750" w:type="dxa"/>
+            <w:tcW w:w="2932" w:type="dxa"/>
             <w:tcBorders>
               <w:top w:val="single" w:sz="4" w:space="0" w:color="BFCBDA"/>
               <w:left w:val="single" w:sz="4" w:space="0" w:color="BFCBDA"/>
@@ -5486,7 +5489,7 @@
         </w:tc>
         <w:tc>
           <w:tcPr>
-            <w:tcW w:w="1133" w:type="dxa"/>
+            <w:tcW w:w="1240" w:type="dxa"/>
             <w:tcBorders>
               <w:top w:val="single" w:sz="4" w:space="0" w:color="BFCBDA"/>
               <w:left w:val="single" w:sz="4" w:space="0" w:color="BFCBDA"/>
@@ -5516,7 +5519,7 @@
         </w:tc>
         <w:tc>
           <w:tcPr>
-            <w:tcW w:w="2055" w:type="dxa"/>
+            <w:tcW w:w="2766" w:type="dxa"/>
             <w:tcBorders>
               <w:top w:val="single" w:sz="4" w:space="0" w:color="BFCBDA"/>
               <w:left w:val="single" w:sz="4" w:space="0" w:color="BFCBDA"/>
@@ -5546,7 +5549,7 @@
         </w:tc>
         <w:tc>
           <w:tcPr>
-            <w:tcW w:w="3750" w:type="dxa"/>
+            <w:tcW w:w="2932" w:type="dxa"/>
             <w:tcBorders>
               <w:top w:val="single" w:sz="4" w:space="0" w:color="BFCBDA"/>
               <w:left w:val="single" w:sz="4" w:space="0" w:color="BFCBDA"/>
@@ -5614,7 +5617,7 @@
         </w:tc>
         <w:tc>
           <w:tcPr>
-            <w:tcW w:w="1133" w:type="dxa"/>
+            <w:tcW w:w="1240" w:type="dxa"/>
             <w:tcBorders>
               <w:top w:val="single" w:sz="4" w:space="0" w:color="BFCBDA"/>
               <w:left w:val="single" w:sz="4" w:space="0" w:color="BFCBDA"/>
@@ -5644,7 +5647,7 @@
         </w:tc>
         <w:tc>
           <w:tcPr>
-            <w:tcW w:w="2055" w:type="dxa"/>
+            <w:tcW w:w="2766" w:type="dxa"/>
             <w:tcBorders>
               <w:top w:val="single" w:sz="4" w:space="0" w:color="BFCBDA"/>
               <w:left w:val="single" w:sz="4" w:space="0" w:color="BFCBDA"/>
@@ -5674,7 +5677,7 @@
         </w:tc>
         <w:tc>
           <w:tcPr>
-            <w:tcW w:w="3750" w:type="dxa"/>
+            <w:tcW w:w="2932" w:type="dxa"/>
             <w:tcBorders>
               <w:top w:val="single" w:sz="4" w:space="0" w:color="BFCBDA"/>
               <w:left w:val="single" w:sz="4" w:space="0" w:color="BFCBDA"/>
@@ -5742,7 +5745,7 @@
         </w:tc>
         <w:tc>
           <w:tcPr>
-            <w:tcW w:w="1133" w:type="dxa"/>
+            <w:tcW w:w="1240" w:type="dxa"/>
             <w:tcBorders>
               <w:top w:val="single" w:sz="4" w:space="0" w:color="BFCBDA"/>
               <w:left w:val="single" w:sz="4" w:space="0" w:color="BFCBDA"/>
@@ -5772,7 +5775,7 @@
         </w:tc>
         <w:tc>
           <w:tcPr>
-            <w:tcW w:w="2055" w:type="dxa"/>
+            <w:tcW w:w="2766" w:type="dxa"/>
             <w:tcBorders>
               <w:top w:val="single" w:sz="4" w:space="0" w:color="BFCBDA"/>
               <w:left w:val="single" w:sz="4" w:space="0" w:color="BFCBDA"/>
@@ -5802,7 +5805,7 @@
         </w:tc>
         <w:tc>
           <w:tcPr>
-            <w:tcW w:w="3750" w:type="dxa"/>
+            <w:tcW w:w="2932" w:type="dxa"/>
             <w:tcBorders>
               <w:top w:val="single" w:sz="4" w:space="0" w:color="BFCBDA"/>
               <w:left w:val="single" w:sz="4" w:space="0" w:color="BFCBDA"/>
@@ -5870,7 +5873,7 @@
         </w:tc>
         <w:tc>
           <w:tcPr>
-            <w:tcW w:w="1133" w:type="dxa"/>
+            <w:tcW w:w="1240" w:type="dxa"/>
             <w:tcBorders>
               <w:top w:val="single" w:sz="4" w:space="0" w:color="BFCBDA"/>
               <w:left w:val="single" w:sz="4" w:space="0" w:color="BFCBDA"/>
@@ -5900,7 +5903,7 @@
         </w:tc>
         <w:tc>
           <w:tcPr>
-            <w:tcW w:w="2055" w:type="dxa"/>
+            <w:tcW w:w="2766" w:type="dxa"/>
             <w:tcBorders>
               <w:top w:val="single" w:sz="4" w:space="0" w:color="BFCBDA"/>
               <w:left w:val="single" w:sz="4" w:space="0" w:color="BFCBDA"/>
@@ -5930,7 +5933,7 @@
         </w:tc>
         <w:tc>
           <w:tcPr>
-            <w:tcW w:w="3750" w:type="dxa"/>
+            <w:tcW w:w="2932" w:type="dxa"/>
             <w:tcBorders>
               <w:top w:val="single" w:sz="4" w:space="0" w:color="BFCBDA"/>
               <w:left w:val="single" w:sz="4" w:space="0" w:color="BFCBDA"/>
@@ -5998,7 +6001,7 @@
         </w:tc>
         <w:tc>
           <w:tcPr>
-            <w:tcW w:w="1133" w:type="dxa"/>
+            <w:tcW w:w="1240" w:type="dxa"/>
             <w:tcBorders>
               <w:top w:val="single" w:sz="4" w:space="0" w:color="BFCBDA"/>
               <w:left w:val="single" w:sz="4" w:space="0" w:color="BFCBDA"/>
@@ -6028,7 +6031,7 @@
         </w:tc>
         <w:tc>
           <w:tcPr>
-            <w:tcW w:w="2055" w:type="dxa"/>
+            <w:tcW w:w="2766" w:type="dxa"/>
             <w:tcBorders>
               <w:top w:val="single" w:sz="4" w:space="0" w:color="BFCBDA"/>
               <w:left w:val="single" w:sz="4" w:space="0" w:color="BFCBDA"/>
@@ -6058,31 +6061,31 @@
         </w:tc>
         <w:tc>
           <w:tcPr>
-            <w:tcW w:w="3750" w:type="dxa"/>
-            <w:tcBorders>
-              <w:top w:val="single" w:sz="4" w:space="0" w:color="BFCBDA"/>
-              <w:left w:val="single" w:sz="4" w:space="0" w:color="BFCBDA"/>
-              <w:bottom w:val="single" w:sz="4" w:space="0" w:color="BFCBDA"/>
-              <w:right w:val="single" w:sz="4" w:space="0" w:color="BFCBDA"/>
-            </w:tcBorders>
-            <w:tcMar>
-              <w:top w:w="70" w:type="dxa"/>
-              <w:left w:w="110" w:type="dxa"/>
-              <w:bottom w:w="70" w:type="dxa"/>
-              <w:right w:w="110" w:type="dxa"/>
-            </w:tcMar>
-            <w:vAlign w:val="center"/>
-          </w:tcPr>
-          <w:p>
-            <w:pPr>
-              <w:spacing w:line="264" w:lineRule="auto"/>
-            </w:pPr>
-            <w:r>
-              <w:rPr>
-                <w:sz w:val="20"/>
-                <w:szCs w:val="20"/>
-              </w:rPr>
-              <w:t>Ver, sincronizar el terminal facial y abrir un molinete a mano</w:t>
+            <w:tcW w:w="2932" w:type="dxa"/>
+            <w:tcBorders>
+              <w:top w:val="single" w:sz="4" w:space="0" w:color="BFCBDA"/>
+              <w:left w:val="single" w:sz="4" w:space="0" w:color="BFCBDA"/>
+              <w:bottom w:val="single" w:sz="4" w:space="0" w:color="BFCBDA"/>
+              <w:right w:val="single" w:sz="4" w:space="0" w:color="BFCBDA"/>
+            </w:tcBorders>
+            <w:tcMar>
+              <w:top w:w="70" w:type="dxa"/>
+              <w:left w:w="110" w:type="dxa"/>
+              <w:bottom w:w="70" w:type="dxa"/>
+              <w:right w:w="110" w:type="dxa"/>
+            </w:tcMar>
+            <w:vAlign w:val="center"/>
+          </w:tcPr>
+          <w:p>
+            <w:pPr>
+              <w:spacing w:line="264" w:lineRule="auto"/>
+            </w:pPr>
+            <w:r>
+              <w:rPr>
+                <w:sz w:val="20"/>
+                <w:szCs w:val="20"/>
+              </w:rPr>
+              <w:t>Ver y sincronizar el terminal facial</w:t>
             </w:r>
           </w:p>
         </w:tc>
@@ -6126,7 +6129,7 @@
         </w:tc>
         <w:tc>
           <w:tcPr>
-            <w:tcW w:w="1133" w:type="dxa"/>
+            <w:tcW w:w="1240" w:type="dxa"/>
             <w:tcBorders>
               <w:top w:val="single" w:sz="4" w:space="0" w:color="BFCBDA"/>
               <w:left w:val="single" w:sz="4" w:space="0" w:color="BFCBDA"/>
@@ -6156,7 +6159,7 @@
         </w:tc>
         <w:tc>
           <w:tcPr>
-            <w:tcW w:w="2055" w:type="dxa"/>
+            <w:tcW w:w="2766" w:type="dxa"/>
             <w:tcBorders>
               <w:top w:val="single" w:sz="4" w:space="0" w:color="BFCBDA"/>
               <w:left w:val="single" w:sz="4" w:space="0" w:color="BFCBDA"/>
@@ -6186,7 +6189,7 @@
         </w:tc>
         <w:tc>
           <w:tcPr>
-            <w:tcW w:w="3750" w:type="dxa"/>
+            <w:tcW w:w="2932" w:type="dxa"/>
             <w:tcBorders>
               <w:top w:val="single" w:sz="4" w:space="0" w:color="BFCBDA"/>
               <w:left w:val="single" w:sz="4" w:space="0" w:color="BFCBDA"/>
@@ -6254,7 +6257,7 @@
         </w:tc>
         <w:tc>
           <w:tcPr>
-            <w:tcW w:w="1133" w:type="dxa"/>
+            <w:tcW w:w="1240" w:type="dxa"/>
             <w:tcBorders>
               <w:top w:val="single" w:sz="4" w:space="0" w:color="BFCBDA"/>
               <w:left w:val="single" w:sz="4" w:space="0" w:color="BFCBDA"/>
@@ -6284,7 +6287,7 @@
         </w:tc>
         <w:tc>
           <w:tcPr>
-            <w:tcW w:w="2055" w:type="dxa"/>
+            <w:tcW w:w="2766" w:type="dxa"/>
             <w:tcBorders>
               <w:top w:val="single" w:sz="4" w:space="0" w:color="BFCBDA"/>
               <w:left w:val="single" w:sz="4" w:space="0" w:color="BFCBDA"/>
@@ -6314,7 +6317,7 @@
         </w:tc>
         <w:tc>
           <w:tcPr>
-            <w:tcW w:w="3750" w:type="dxa"/>
+            <w:tcW w:w="2932" w:type="dxa"/>
             <w:tcBorders>
               <w:top w:val="single" w:sz="4" w:space="0" w:color="BFCBDA"/>
               <w:left w:val="single" w:sz="4" w:space="0" w:color="BFCBDA"/>
@@ -6360,6 +6363,7 @@
         <w:rPr>
           <w:lang w:val="es-PE"/>
         </w:rPr>
+        <w:lastRenderedPageBreak/>
         <w:t>3.2. Cuentas</w:t>
       </w:r>
     </w:p>
@@ -7011,6 +7015,7 @@
         <w:rPr>
           <w:lang w:val="es-PE"/>
         </w:rPr>
+        <w:lastRenderedPageBreak/>
         <w:t>4.4. Dashboard (Administrador)</w:t>
       </w:r>
     </w:p>
@@ -8004,6 +8009,7 @@
         <w:rPr>
           <w:lang w:val="es-PE"/>
         </w:rPr>
+        <w:lastRenderedPageBreak/>
         <w:t>4.8. Manual</w:t>
       </w:r>
     </w:p>
@@ -9176,6 +9182,7 @@
                 <w:sz w:val="20"/>
                 <w:szCs w:val="20"/>
               </w:rPr>
+              <w:lastRenderedPageBreak/>
               <w:t>RN-09</w:t>
             </w:r>
           </w:p>
@@ -10670,6 +10677,7 @@
                 <w:sz w:val="20"/>
                 <w:szCs w:val="20"/>
               </w:rPr>
+              <w:lastRenderedPageBreak/>
               <w:t>Tipo de documento</w:t>
             </w:r>
           </w:p>
@@ -13276,6 +13284,7 @@
                 <w:sz w:val="20"/>
                 <w:szCs w:val="20"/>
               </w:rPr>
+              <w:lastRenderedPageBreak/>
               <w:t>Conectividad</w:t>
             </w:r>
           </w:p>
@@ -15545,7 +15554,7 @@
     <w:link w:val="HeaderChar"/>
     <w:uiPriority w:val="99"/>
     <w:unhideWhenUsed/>
-    <w:rsid w:val="00D21570"/>
+    <w:rsid w:val="002B2349"/>
     <w:pPr>
       <w:tabs>
         <w:tab w:val="center" w:pos="4680"/>
@@ -15558,7 +15567,7 @@
     <w:basedOn w:val="DefaultParagraphFont"/>
     <w:link w:val="Header"/>
     <w:uiPriority w:val="99"/>
-    <w:rsid w:val="00D21570"/>
+    <w:rsid w:val="002B2349"/>
     <w:rPr>
       <w:lang w:val="es-PE"/>
     </w:rPr>
@@ -15569,7 +15578,7 @@
     <w:link w:val="FooterChar"/>
     <w:uiPriority w:val="99"/>
     <w:unhideWhenUsed/>
-    <w:rsid w:val="00D21570"/>
+    <w:rsid w:val="002B2349"/>
     <w:pPr>
       <w:tabs>
         <w:tab w:val="center" w:pos="4680"/>
@@ -15582,7 +15591,7 @@
     <w:basedOn w:val="DefaultParagraphFont"/>
     <w:link w:val="Footer"/>
     <w:uiPriority w:val="99"/>
-    <w:rsid w:val="00D21570"/>
+    <w:rsid w:val="002B2349"/>
     <w:rPr>
       <w:lang w:val="es-PE"/>
     </w:rPr>

--- a/docs/entrega/Documento_Funcional_Control_Accesos_TMAM_Actualizado_v1.3.docx
+++ b/docs/entrega/Documento_Funcional_Control_Accesos_TMAM_Actualizado_v1.3.docx
@@ -4348,8 +4348,8 @@
       </w:tblPr>
       <w:tblGrid>
         <w:gridCol w:w="1795"/>
-        <w:gridCol w:w="2015"/>
-        <w:gridCol w:w="5828"/>
+        <w:gridCol w:w="1686"/>
+        <w:gridCol w:w="6157"/>
       </w:tblGrid>
       <w:tr>
         <w:trPr>
@@ -4392,7 +4392,7 @@
         </w:tc>
         <w:tc>
           <w:tcPr>
-            <w:tcW w:w="2015" w:type="dxa"/>
+            <w:tcW w:w="1686" w:type="dxa"/>
             <w:tcBorders>
               <w:top w:val="single" w:sz="4" w:space="0" w:color="BFCBDA"/>
               <w:left w:val="single" w:sz="4" w:space="0" w:color="BFCBDA"/>
@@ -4426,7 +4426,7 @@
         </w:tc>
         <w:tc>
           <w:tcPr>
-            <w:tcW w:w="5828" w:type="dxa"/>
+            <w:tcW w:w="6157" w:type="dxa"/>
             <w:tcBorders>
               <w:top w:val="single" w:sz="4" w:space="0" w:color="BFCBDA"/>
               <w:left w:val="single" w:sz="4" w:space="0" w:color="BFCBDA"/>
@@ -4498,7 +4498,7 @@
         </w:tc>
         <w:tc>
           <w:tcPr>
-            <w:tcW w:w="2015" w:type="dxa"/>
+            <w:tcW w:w="1686" w:type="dxa"/>
             <w:tcBorders>
               <w:top w:val="single" w:sz="4" w:space="0" w:color="BFCBDA"/>
               <w:left w:val="single" w:sz="4" w:space="0" w:color="BFCBDA"/>
@@ -4528,7 +4528,7 @@
         </w:tc>
         <w:tc>
           <w:tcPr>
-            <w:tcW w:w="5828" w:type="dxa"/>
+            <w:tcW w:w="6157" w:type="dxa"/>
             <w:tcBorders>
               <w:top w:val="single" w:sz="4" w:space="0" w:color="BFCBDA"/>
               <w:left w:val="single" w:sz="4" w:space="0" w:color="BFCBDA"/>
@@ -4596,7 +4596,7 @@
         </w:tc>
         <w:tc>
           <w:tcPr>
-            <w:tcW w:w="2015" w:type="dxa"/>
+            <w:tcW w:w="1686" w:type="dxa"/>
             <w:tcBorders>
               <w:top w:val="single" w:sz="4" w:space="0" w:color="BFCBDA"/>
               <w:left w:val="single" w:sz="4" w:space="0" w:color="BFCBDA"/>
@@ -4626,7 +4626,7 @@
         </w:tc>
         <w:tc>
           <w:tcPr>
-            <w:tcW w:w="5828" w:type="dxa"/>
+            <w:tcW w:w="6157" w:type="dxa"/>
             <w:tcBorders>
               <w:top w:val="single" w:sz="4" w:space="0" w:color="BFCBDA"/>
               <w:left w:val="single" w:sz="4" w:space="0" w:color="BFCBDA"/>
@@ -4694,7 +4694,7 @@
         </w:tc>
         <w:tc>
           <w:tcPr>
-            <w:tcW w:w="2015" w:type="dxa"/>
+            <w:tcW w:w="1686" w:type="dxa"/>
             <w:tcBorders>
               <w:top w:val="single" w:sz="4" w:space="0" w:color="BFCBDA"/>
               <w:left w:val="single" w:sz="4" w:space="0" w:color="BFCBDA"/>
@@ -4724,31 +4724,31 @@
         </w:tc>
         <w:tc>
           <w:tcPr>
-            <w:tcW w:w="5828" w:type="dxa"/>
-            <w:tcBorders>
-              <w:top w:val="single" w:sz="4" w:space="0" w:color="BFCBDA"/>
-              <w:left w:val="single" w:sz="4" w:space="0" w:color="BFCBDA"/>
-              <w:bottom w:val="single" w:sz="4" w:space="0" w:color="BFCBDA"/>
-              <w:right w:val="single" w:sz="4" w:space="0" w:color="BFCBDA"/>
-            </w:tcBorders>
-            <w:tcMar>
-              <w:top w:w="70" w:type="dxa"/>
-              <w:left w:w="110" w:type="dxa"/>
-              <w:bottom w:w="70" w:type="dxa"/>
-              <w:right w:w="110" w:type="dxa"/>
-            </w:tcMar>
-            <w:vAlign w:val="center"/>
-          </w:tcPr>
-          <w:p>
-            <w:pPr>
-              <w:spacing w:line="264" w:lineRule="auto"/>
-            </w:pPr>
-            <w:r>
-              <w:rPr>
-                <w:sz w:val="20"/>
-                <w:szCs w:val="20"/>
-              </w:rPr>
-              <w:t>Revisa los equipos en Sistema y APIs y sincroniza el terminal facial; consulta todo sin cambiar datos.</w:t>
+            <w:tcW w:w="6157" w:type="dxa"/>
+            <w:tcBorders>
+              <w:top w:val="single" w:sz="4" w:space="0" w:color="BFCBDA"/>
+              <w:left w:val="single" w:sz="4" w:space="0" w:color="BFCBDA"/>
+              <w:bottom w:val="single" w:sz="4" w:space="0" w:color="BFCBDA"/>
+              <w:right w:val="single" w:sz="4" w:space="0" w:color="BFCBDA"/>
+            </w:tcBorders>
+            <w:tcMar>
+              <w:top w:w="70" w:type="dxa"/>
+              <w:left w:w="110" w:type="dxa"/>
+              <w:bottom w:w="70" w:type="dxa"/>
+              <w:right w:w="110" w:type="dxa"/>
+            </w:tcMar>
+            <w:vAlign w:val="center"/>
+          </w:tcPr>
+          <w:p>
+            <w:pPr>
+              <w:spacing w:line="264" w:lineRule="auto"/>
+            </w:pPr>
+            <w:r>
+              <w:rPr>
+                <w:sz w:val="20"/>
+                <w:szCs w:val="20"/>
+              </w:rPr>
+              <w:t>Revisa los equipos en Sistema y APIs y sincroniza el terminal facial; consulta el Panel de vigilancia y la Auditoría sin cambiar datos.</w:t>
             </w:r>
           </w:p>
         </w:tc>
@@ -5061,7 +5061,7 @@
                 <w:sz w:val="20"/>
                 <w:szCs w:val="20"/>
               </w:rPr>
-              <w:t>Ver</w:t>
+              <w:t>—</w:t>
             </w:r>
           </w:p>
         </w:tc>
@@ -5189,7 +5189,7 @@
                 <w:sz w:val="20"/>
                 <w:szCs w:val="20"/>
               </w:rPr>
-              <w:t>Ver</w:t>
+              <w:t>—</w:t>
             </w:r>
           </w:p>
         </w:tc>
@@ -5317,7 +5317,7 @@
                 <w:sz w:val="20"/>
                 <w:szCs w:val="20"/>
               </w:rPr>
-              <w:t>Ver y descargar</w:t>
+              <w:t>—</w:t>
             </w:r>
           </w:p>
         </w:tc>
@@ -5573,7 +5573,7 @@
                 <w:sz w:val="20"/>
                 <w:szCs w:val="20"/>
               </w:rPr>
-              <w:t>Ver</w:t>
+              <w:t>—</w:t>
             </w:r>
           </w:p>
         </w:tc>
@@ -6425,7 +6425,7 @@
         <w:rPr>
           <w:lang w:val="es-PE"/>
         </w:rPr>
-        <w:t xml:space="preserve"> (Soporte: equipo técnico; revisa los equipos y consulta todo, sin cambiar datos). Las contraseñas se entregan aparte, en la hoja "Accesos del sistema".</w:t>
+        <w:t xml:space="preserve"> (Soporte: equipo técnico; revisa los equipos y consulta el Panel de vigilancia y la Auditoría, sin cambiar datos). Las contraseñas se entregan aparte, en la hoja "Accesos del sistema".</w:t>
       </w:r>
     </w:p>
     <w:p>
@@ -7015,7 +7015,6 @@
         <w:rPr>
           <w:lang w:val="es-PE"/>
         </w:rPr>
-        <w:lastRenderedPageBreak/>
         <w:t>4.4. Dashboard (Administrador)</w:t>
       </w:r>
     </w:p>
@@ -15554,7 +15553,7 @@
     <w:link w:val="HeaderChar"/>
     <w:uiPriority w:val="99"/>
     <w:unhideWhenUsed/>
-    <w:rsid w:val="002B2349"/>
+    <w:rsid w:val="00A9648A"/>
     <w:pPr>
       <w:tabs>
         <w:tab w:val="center" w:pos="4680"/>
@@ -15567,7 +15566,7 @@
     <w:basedOn w:val="DefaultParagraphFont"/>
     <w:link w:val="Header"/>
     <w:uiPriority w:val="99"/>
-    <w:rsid w:val="002B2349"/>
+    <w:rsid w:val="00A9648A"/>
     <w:rPr>
       <w:lang w:val="es-PE"/>
     </w:rPr>
@@ -15578,7 +15577,7 @@
     <w:link w:val="FooterChar"/>
     <w:uiPriority w:val="99"/>
     <w:unhideWhenUsed/>
-    <w:rsid w:val="002B2349"/>
+    <w:rsid w:val="00A9648A"/>
     <w:pPr>
       <w:tabs>
         <w:tab w:val="center" w:pos="4680"/>
@@ -15591,7 +15590,7 @@
     <w:basedOn w:val="DefaultParagraphFont"/>
     <w:link w:val="Footer"/>
     <w:uiPriority w:val="99"/>
-    <w:rsid w:val="002B2349"/>
+    <w:rsid w:val="00A9648A"/>
     <w:rPr>
       <w:lang w:val="es-PE"/>
     </w:rPr>
